--- a/people-lead/word/ana/11-dados-oficiais-rh-ciclo.docx
+++ b/people-lead/word/ana/11-dados-oficiais-rh-ciclo.docx
@@ -1501,6 +1501,33 @@
         <w:pStyle w:val="ListBullet"/>
       </w:pPr>
       <w:r>
+        <w:t xml:space="preserve">☐ Rascunho pronto: </w:t>
+      </w:r>
+      <w:r>
+        <w:rPr>
+          <w:rFonts w:ascii="Consolas" w:hAnsi="Consolas"/>
+          <w:color w:val="333333"/>
+          <w:sz w:val="18"/>
+        </w:rPr>
+        <w:t>12-abcd-form-people-lead-rascunho.md</w:t>
+      </w:r>
+      <w:r>
+        <w:t xml:space="preserve"> / </w:t>
+      </w:r>
+      <w:r>
+        <w:rPr>
+          <w:rFonts w:ascii="Consolas" w:hAnsi="Consolas"/>
+          <w:color w:val="333333"/>
+          <w:sz w:val="18"/>
+        </w:rPr>
+        <w:t>08-ABCD-Form-People-Lead-Rascunho.docx</w:t>
+      </w:r>
+    </w:p>
+    <w:p>
+      <w:pPr>
+        <w:pStyle w:val="ListBullet"/>
+      </w:pPr>
+      <w:r>
         <w:t xml:space="preserve">☐ Se faltar dado de performance: contatar </w:t>
       </w:r>
       <w:r>

--- a/people-lead/word/ana/11-dados-oficiais-rh-ciclo.docx
+++ b/people-lead/word/ana/11-dados-oficiais-rh-ciclo.docx
@@ -185,7 +185,7 @@
               <w:rPr>
                 <w:sz w:val="20"/>
               </w:rPr>
-              <w:t>Autorreflexão ABCD (Priorities → Submeta e Refleta)</w:t>
+              <w:t>Autorreflexão ABCD</w:t>
             </w:r>
           </w:p>
         </w:tc>
@@ -201,6 +201,12 @@
             </w:r>
             <w:r>
               <w:rPr>
+                <w:sz w:val="20"/>
+              </w:rPr>
+              <w:t xml:space="preserve">Prazo </w:t>
+            </w:r>
+            <w:r>
+              <w:rPr>
                 <w:b/>
                 <w:sz w:val="20"/>
               </w:rPr>
@@ -210,7 +216,14 @@
               <w:rPr>
                 <w:sz w:val="20"/>
               </w:rPr>
-              <w:t xml:space="preserve"> (prazo da prática para self-review)</w:t>
+              <w:t xml:space="preserve"> · </w:t>
+            </w:r>
+            <w:r>
+              <w:rPr>
+                <w:b/>
+                <w:sz w:val="20"/>
+              </w:rPr>
+              <w:t>Status: não submetida / PL não recebeu</w:t>
             </w:r>
           </w:p>
         </w:tc>
@@ -1449,7 +1462,16 @@
         <w:pStyle w:val="ListBullet"/>
       </w:pPr>
       <w:r>
-        <w:t>☐ Ana concluiu autorreflexão ABCD (4 prioridades) — confirmar</w:t>
+        <w:t xml:space="preserve">☐ Ana submeteu autorreflexão ABCD — </w:t>
+      </w:r>
+      <w:r>
+        <w:rPr>
+          <w:b/>
+        </w:rPr>
+        <w:t>NÃO</w:t>
+      </w:r>
+      <w:r>
+        <w:t xml:space="preserve"> (cobrar)</w:t>
       </w:r>
     </w:p>
     <w:p>
